--- a/suppl/KNHANES/ml/HepaticSteatosis__prediction_KNHANES.docx
+++ b/suppl/KNHANES/ml/HepaticSteatosis__prediction_KNHANES.docx
@@ -305,7 +305,12 @@
         <w:pStyle w:val="Heading1"/>
       </w:pPr>
       <w:r>
-        <w:t>Tuning results — best parameters and CV auROC</w:t>
+        <w:t>Tuning and model selection — training-partition cross-validation</w:t>
+      </w:r>
+    </w:p>
+    <w:p>
+      <w:r>
+        <w:t>Hyperparameter search and between-model selection both use these training-partition cross-validated scores. The selection criterion is CV_combined, the mean of the cross-validated auROC and auPRC. The held-out partition is not consulted at this stage.</w:t>
       </w:r>
     </w:p>
     <w:tbl>
@@ -315,14 +320,16 @@
         <w:tblLook w:firstColumn="1" w:firstRow="1" w:lastColumn="0" w:lastRow="0" w:noHBand="0" w:noVBand="1" w:val="04A0"/>
       </w:tblPr>
       <w:tblGrid>
-        <w:gridCol w:w="2880"/>
-        <w:gridCol w:w="2880"/>
-        <w:gridCol w:w="2880"/>
+        <w:gridCol w:w="1728"/>
+        <w:gridCol w:w="1728"/>
+        <w:gridCol w:w="1728"/>
+        <w:gridCol w:w="1728"/>
+        <w:gridCol w:w="1728"/>
       </w:tblGrid>
       <w:tr>
         <w:tc>
           <w:tcPr>
-            <w:tcW w:type="dxa" w:w="2880"/>
+            <w:tcW w:type="dxa" w:w="1728"/>
           </w:tcPr>
           <w:p>
             <w:r>
@@ -332,7 +339,7 @@
         </w:tc>
         <w:tc>
           <w:tcPr>
-            <w:tcW w:type="dxa" w:w="2880"/>
+            <w:tcW w:type="dxa" w:w="1728"/>
           </w:tcPr>
           <w:p>
             <w:r>
@@ -342,7 +349,27 @@
         </w:tc>
         <w:tc>
           <w:tcPr>
-            <w:tcW w:type="dxa" w:w="2880"/>
+            <w:tcW w:type="dxa" w:w="1728"/>
+          </w:tcPr>
+          <w:p>
+            <w:r>
+              <w:t>CV_auPRC</w:t>
+            </w:r>
+          </w:p>
+        </w:tc>
+        <w:tc>
+          <w:tcPr>
+            <w:tcW w:type="dxa" w:w="1728"/>
+          </w:tcPr>
+          <w:p>
+            <w:r>
+              <w:t>CV_combined</w:t>
+            </w:r>
+          </w:p>
+        </w:tc>
+        <w:tc>
+          <w:tcPr>
+            <w:tcW w:type="dxa" w:w="1728"/>
           </w:tcPr>
           <w:p>
             <w:r>
@@ -354,7 +381,7 @@
       <w:tr>
         <w:tc>
           <w:tcPr>
-            <w:tcW w:type="dxa" w:w="2880"/>
+            <w:tcW w:type="dxa" w:w="1728"/>
           </w:tcPr>
           <w:p>
             <w:r>
@@ -364,7 +391,7 @@
         </w:tc>
         <w:tc>
           <w:tcPr>
-            <w:tcW w:type="dxa" w:w="2880"/>
+            <w:tcW w:type="dxa" w:w="1728"/>
           </w:tcPr>
           <w:p>
             <w:r>
@@ -374,7 +401,27 @@
         </w:tc>
         <w:tc>
           <w:tcPr>
-            <w:tcW w:type="dxa" w:w="2880"/>
+            <w:tcW w:type="dxa" w:w="1728"/>
+          </w:tcPr>
+          <w:p>
+            <w:r>
+              <w:t>0.7731</w:t>
+            </w:r>
+          </w:p>
+        </w:tc>
+        <w:tc>
+          <w:tcPr>
+            <w:tcW w:type="dxa" w:w="1728"/>
+          </w:tcPr>
+          <w:p>
+            <w:r>
+              <w:t>0.8401</w:t>
+            </w:r>
+          </w:p>
+        </w:tc>
+        <w:tc>
+          <w:tcPr>
+            <w:tcW w:type="dxa" w:w="1728"/>
           </w:tcPr>
           <w:p>
             <w:r>
@@ -386,7 +433,7 @@
       <w:tr>
         <w:tc>
           <w:tcPr>
-            <w:tcW w:type="dxa" w:w="2880"/>
+            <w:tcW w:type="dxa" w:w="1728"/>
           </w:tcPr>
           <w:p>
             <w:r>
@@ -396,7 +443,7 @@
         </w:tc>
         <w:tc>
           <w:tcPr>
-            <w:tcW w:type="dxa" w:w="2880"/>
+            <w:tcW w:type="dxa" w:w="1728"/>
           </w:tcPr>
           <w:p>
             <w:r>
@@ -406,7 +453,27 @@
         </w:tc>
         <w:tc>
           <w:tcPr>
-            <w:tcW w:type="dxa" w:w="2880"/>
+            <w:tcW w:type="dxa" w:w="1728"/>
+          </w:tcPr>
+          <w:p>
+            <w:r>
+              <w:t>0.7726</w:t>
+            </w:r>
+          </w:p>
+        </w:tc>
+        <w:tc>
+          <w:tcPr>
+            <w:tcW w:type="dxa" w:w="1728"/>
+          </w:tcPr>
+          <w:p>
+            <w:r>
+              <w:t>0.839</w:t>
+            </w:r>
+          </w:p>
+        </w:tc>
+        <w:tc>
+          <w:tcPr>
+            <w:tcW w:type="dxa" w:w="1728"/>
           </w:tcPr>
           <w:p>
             <w:r>
@@ -418,7 +485,7 @@
       <w:tr>
         <w:tc>
           <w:tcPr>
-            <w:tcW w:type="dxa" w:w="2880"/>
+            <w:tcW w:type="dxa" w:w="1728"/>
           </w:tcPr>
           <w:p>
             <w:r>
@@ -428,7 +495,7 @@
         </w:tc>
         <w:tc>
           <w:tcPr>
-            <w:tcW w:type="dxa" w:w="2880"/>
+            <w:tcW w:type="dxa" w:w="1728"/>
           </w:tcPr>
           <w:p>
             <w:r>
@@ -438,7 +505,27 @@
         </w:tc>
         <w:tc>
           <w:tcPr>
-            <w:tcW w:type="dxa" w:w="2880"/>
+            <w:tcW w:type="dxa" w:w="1728"/>
+          </w:tcPr>
+          <w:p>
+            <w:r>
+              <w:t>0.7792</w:t>
+            </w:r>
+          </w:p>
+        </w:tc>
+        <w:tc>
+          <w:tcPr>
+            <w:tcW w:type="dxa" w:w="1728"/>
+          </w:tcPr>
+          <w:p>
+            <w:r>
+              <w:t>0.8433</w:t>
+            </w:r>
+          </w:p>
+        </w:tc>
+        <w:tc>
+          <w:tcPr>
+            <w:tcW w:type="dxa" w:w="1728"/>
           </w:tcPr>
           <w:p>
             <w:r>
@@ -453,7 +540,12 @@
         <w:pStyle w:val="Heading1"/>
       </w:pPr>
       <w:r>
-        <w:t>Full performance metrics (test set)</w:t>
+        <w:t>Held-out performance metrics</w:t>
+      </w:r>
+    </w:p>
+    <w:p>
+      <w:r>
+        <w:t>Reported for every candidate for transparency; only the model selected by CV_combined above is the prespecified final model. Rows are ordered by the CV selection criterion.</w:t>
       </w:r>
     </w:p>
     <w:tbl>
@@ -463,30 +555,31 @@
         <w:tblLook w:firstColumn="1" w:firstRow="1" w:lastColumn="0" w:lastRow="0" w:noHBand="0" w:noVBand="1" w:val="04A0"/>
       </w:tblPr>
       <w:tblGrid>
-        <w:gridCol w:w="455"/>
-        <w:gridCol w:w="455"/>
-        <w:gridCol w:w="455"/>
-        <w:gridCol w:w="455"/>
-        <w:gridCol w:w="455"/>
-        <w:gridCol w:w="455"/>
-        <w:gridCol w:w="455"/>
-        <w:gridCol w:w="455"/>
-        <w:gridCol w:w="455"/>
-        <w:gridCol w:w="455"/>
-        <w:gridCol w:w="455"/>
-        <w:gridCol w:w="455"/>
-        <w:gridCol w:w="455"/>
-        <w:gridCol w:w="455"/>
-        <w:gridCol w:w="455"/>
-        <w:gridCol w:w="455"/>
-        <w:gridCol w:w="455"/>
-        <w:gridCol w:w="455"/>
-        <w:gridCol w:w="455"/>
+        <w:gridCol w:w="432"/>
+        <w:gridCol w:w="432"/>
+        <w:gridCol w:w="432"/>
+        <w:gridCol w:w="432"/>
+        <w:gridCol w:w="432"/>
+        <w:gridCol w:w="432"/>
+        <w:gridCol w:w="432"/>
+        <w:gridCol w:w="432"/>
+        <w:gridCol w:w="432"/>
+        <w:gridCol w:w="432"/>
+        <w:gridCol w:w="432"/>
+        <w:gridCol w:w="432"/>
+        <w:gridCol w:w="432"/>
+        <w:gridCol w:w="432"/>
+        <w:gridCol w:w="432"/>
+        <w:gridCol w:w="432"/>
+        <w:gridCol w:w="432"/>
+        <w:gridCol w:w="432"/>
+        <w:gridCol w:w="432"/>
+        <w:gridCol w:w="432"/>
       </w:tblGrid>
       <w:tr>
         <w:tc>
           <w:tcPr>
-            <w:tcW w:type="dxa" w:w="455"/>
+            <w:tcW w:type="dxa" w:w="432"/>
           </w:tcPr>
           <w:p>
             <w:r>
@@ -496,7 +589,17 @@
         </w:tc>
         <w:tc>
           <w:tcPr>
-            <w:tcW w:type="dxa" w:w="455"/>
+            <w:tcW w:type="dxa" w:w="432"/>
+          </w:tcPr>
+          <w:p>
+            <w:r>
+              <w:t>CV_combined</w:t>
+            </w:r>
+          </w:p>
+        </w:tc>
+        <w:tc>
+          <w:tcPr>
+            <w:tcW w:type="dxa" w:w="432"/>
           </w:tcPr>
           <w:p>
             <w:r>
@@ -506,7 +609,7 @@
         </w:tc>
         <w:tc>
           <w:tcPr>
-            <w:tcW w:type="dxa" w:w="455"/>
+            <w:tcW w:type="dxa" w:w="432"/>
           </w:tcPr>
           <w:p>
             <w:r>
@@ -516,7 +619,7 @@
         </w:tc>
         <w:tc>
           <w:tcPr>
-            <w:tcW w:type="dxa" w:w="455"/>
+            <w:tcW w:type="dxa" w:w="432"/>
           </w:tcPr>
           <w:p>
             <w:r>
@@ -526,7 +629,7 @@
         </w:tc>
         <w:tc>
           <w:tcPr>
-            <w:tcW w:type="dxa" w:w="455"/>
+            <w:tcW w:type="dxa" w:w="432"/>
           </w:tcPr>
           <w:p>
             <w:r>
@@ -536,7 +639,7 @@
         </w:tc>
         <w:tc>
           <w:tcPr>
-            <w:tcW w:type="dxa" w:w="455"/>
+            <w:tcW w:type="dxa" w:w="432"/>
           </w:tcPr>
           <w:p>
             <w:r>
@@ -546,7 +649,7 @@
         </w:tc>
         <w:tc>
           <w:tcPr>
-            <w:tcW w:type="dxa" w:w="455"/>
+            <w:tcW w:type="dxa" w:w="432"/>
           </w:tcPr>
           <w:p>
             <w:r>
@@ -556,7 +659,7 @@
         </w:tc>
         <w:tc>
           <w:tcPr>
-            <w:tcW w:type="dxa" w:w="455"/>
+            <w:tcW w:type="dxa" w:w="432"/>
           </w:tcPr>
           <w:p>
             <w:r>
@@ -566,7 +669,7 @@
         </w:tc>
         <w:tc>
           <w:tcPr>
-            <w:tcW w:type="dxa" w:w="455"/>
+            <w:tcW w:type="dxa" w:w="432"/>
           </w:tcPr>
           <w:p>
             <w:r>
@@ -576,7 +679,7 @@
         </w:tc>
         <w:tc>
           <w:tcPr>
-            <w:tcW w:type="dxa" w:w="455"/>
+            <w:tcW w:type="dxa" w:w="432"/>
           </w:tcPr>
           <w:p>
             <w:r>
@@ -586,7 +689,7 @@
         </w:tc>
         <w:tc>
           <w:tcPr>
-            <w:tcW w:type="dxa" w:w="455"/>
+            <w:tcW w:type="dxa" w:w="432"/>
           </w:tcPr>
           <w:p>
             <w:r>
@@ -596,7 +699,7 @@
         </w:tc>
         <w:tc>
           <w:tcPr>
-            <w:tcW w:type="dxa" w:w="455"/>
+            <w:tcW w:type="dxa" w:w="432"/>
           </w:tcPr>
           <w:p>
             <w:r>
@@ -606,7 +709,7 @@
         </w:tc>
         <w:tc>
           <w:tcPr>
-            <w:tcW w:type="dxa" w:w="455"/>
+            <w:tcW w:type="dxa" w:w="432"/>
           </w:tcPr>
           <w:p>
             <w:r>
@@ -616,7 +719,7 @@
         </w:tc>
         <w:tc>
           <w:tcPr>
-            <w:tcW w:type="dxa" w:w="455"/>
+            <w:tcW w:type="dxa" w:w="432"/>
           </w:tcPr>
           <w:p>
             <w:r>
@@ -626,7 +729,7 @@
         </w:tc>
         <w:tc>
           <w:tcPr>
-            <w:tcW w:type="dxa" w:w="455"/>
+            <w:tcW w:type="dxa" w:w="432"/>
           </w:tcPr>
           <w:p>
             <w:r>
@@ -636,7 +739,7 @@
         </w:tc>
         <w:tc>
           <w:tcPr>
-            <w:tcW w:type="dxa" w:w="455"/>
+            <w:tcW w:type="dxa" w:w="432"/>
           </w:tcPr>
           <w:p>
             <w:r>
@@ -646,7 +749,7 @@
         </w:tc>
         <w:tc>
           <w:tcPr>
-            <w:tcW w:type="dxa" w:w="455"/>
+            <w:tcW w:type="dxa" w:w="432"/>
           </w:tcPr>
           <w:p>
             <w:r>
@@ -656,7 +759,7 @@
         </w:tc>
         <w:tc>
           <w:tcPr>
-            <w:tcW w:type="dxa" w:w="455"/>
+            <w:tcW w:type="dxa" w:w="432"/>
           </w:tcPr>
           <w:p>
             <w:r>
@@ -666,7 +769,7 @@
         </w:tc>
         <w:tc>
           <w:tcPr>
-            <w:tcW w:type="dxa" w:w="455"/>
+            <w:tcW w:type="dxa" w:w="432"/>
           </w:tcPr>
           <w:p>
             <w:r>
@@ -678,191 +781,201 @@
       <w:tr>
         <w:tc>
           <w:tcPr>
-            <w:tcW w:type="dxa" w:w="455"/>
+            <w:tcW w:type="dxa" w:w="432"/>
           </w:tcPr>
           <w:p>
             <w:r>
-              <w:t>HistGradientBoosting</w:t>
+              <w:t>XGBoost</w:t>
             </w:r>
           </w:p>
         </w:tc>
         <w:tc>
           <w:tcPr>
-            <w:tcW w:type="dxa" w:w="455"/>
+            <w:tcW w:type="dxa" w:w="432"/>
           </w:tcPr>
           <w:p>
             <w:r>
-              <w:t>242</w:t>
+              <w:t>0.8433</w:t>
             </w:r>
           </w:p>
         </w:tc>
         <w:tc>
           <w:tcPr>
-            <w:tcW w:type="dxa" w:w="455"/>
+            <w:tcW w:type="dxa" w:w="432"/>
           </w:tcPr>
           <w:p>
             <w:r>
-              <w:t>1291</w:t>
+              <w:t>244</w:t>
             </w:r>
           </w:p>
         </w:tc>
         <w:tc>
           <w:tcPr>
-            <w:tcW w:type="dxa" w:w="455"/>
+            <w:tcW w:type="dxa" w:w="432"/>
           </w:tcPr>
           <w:p>
             <w:r>
-              <w:t>92</w:t>
+              <w:t>1295</w:t>
             </w:r>
           </w:p>
         </w:tc>
         <w:tc>
           <w:tcPr>
-            <w:tcW w:type="dxa" w:w="455"/>
+            <w:tcW w:type="dxa" w:w="432"/>
           </w:tcPr>
           <w:p>
             <w:r>
-              <w:t>175</w:t>
+              <w:t>88</w:t>
             </w:r>
           </w:p>
         </w:tc>
         <w:tc>
           <w:tcPr>
-            <w:tcW w:type="dxa" w:w="455"/>
+            <w:tcW w:type="dxa" w:w="432"/>
           </w:tcPr>
           <w:p>
             <w:r>
-              <w:t>0.5803</w:t>
+              <w:t>173</w:t>
             </w:r>
           </w:p>
         </w:tc>
         <w:tc>
           <w:tcPr>
-            <w:tcW w:type="dxa" w:w="455"/>
+            <w:tcW w:type="dxa" w:w="432"/>
           </w:tcPr>
           <w:p>
             <w:r>
-              <w:t>0.9335</w:t>
+              <w:t>0.5851</w:t>
             </w:r>
           </w:p>
         </w:tc>
         <w:tc>
           <w:tcPr>
-            <w:tcW w:type="dxa" w:w="455"/>
+            <w:tcW w:type="dxa" w:w="432"/>
           </w:tcPr>
           <w:p>
             <w:r>
-              <w:t>0.7246</w:t>
+              <w:t>0.9364</w:t>
             </w:r>
           </w:p>
         </w:tc>
         <w:tc>
           <w:tcPr>
-            <w:tcW w:type="dxa" w:w="455"/>
+            <w:tcW w:type="dxa" w:w="432"/>
           </w:tcPr>
           <w:p>
             <w:r>
-              <w:t>0.8806</w:t>
+              <w:t>0.7349</w:t>
             </w:r>
           </w:p>
         </w:tc>
         <w:tc>
           <w:tcPr>
-            <w:tcW w:type="dxa" w:w="455"/>
+            <w:tcW w:type="dxa" w:w="432"/>
           </w:tcPr>
           <w:p>
             <w:r>
-              <w:t>0.8517</w:t>
+              <w:t>0.8822</w:t>
             </w:r>
           </w:p>
         </w:tc>
         <w:tc>
           <w:tcPr>
-            <w:tcW w:type="dxa" w:w="455"/>
+            <w:tcW w:type="dxa" w:w="432"/>
           </w:tcPr>
           <w:p>
             <w:r>
-              <w:t>0.7569</w:t>
+              <w:t>0.855</w:t>
             </w:r>
           </w:p>
         </w:tc>
         <w:tc>
           <w:tcPr>
-            <w:tcW w:type="dxa" w:w="455"/>
+            <w:tcW w:type="dxa" w:w="432"/>
           </w:tcPr>
           <w:p>
             <w:r>
-              <w:t>0.6445</w:t>
+              <w:t>0.7608</w:t>
             </w:r>
           </w:p>
         </w:tc>
         <w:tc>
           <w:tcPr>
-            <w:tcW w:type="dxa" w:w="455"/>
+            <w:tcW w:type="dxa" w:w="432"/>
           </w:tcPr>
           <w:p>
             <w:r>
-              <w:t>0.5576</w:t>
+              <w:t>0.6515</w:t>
             </w:r>
           </w:p>
         </w:tc>
         <w:tc>
           <w:tcPr>
-            <w:tcW w:type="dxa" w:w="455"/>
+            <w:tcW w:type="dxa" w:w="432"/>
           </w:tcPr>
           <w:p>
             <w:r>
-              <w:t>0.5522</w:t>
+              <w:t>0.5673</w:t>
             </w:r>
           </w:p>
         </w:tc>
         <w:tc>
           <w:tcPr>
-            <w:tcW w:type="dxa" w:w="455"/>
+            <w:tcW w:type="dxa" w:w="432"/>
           </w:tcPr>
           <w:p>
             <w:r>
-              <w:t>0.9007</w:t>
+              <w:t>0.5615</w:t>
             </w:r>
           </w:p>
         </w:tc>
         <w:tc>
           <w:tcPr>
-            <w:tcW w:type="dxa" w:w="455"/>
+            <w:tcW w:type="dxa" w:w="432"/>
           </w:tcPr>
           <w:p>
             <w:r>
-              <w:t>0.7535</w:t>
+              <w:t>0.9031</w:t>
             </w:r>
           </w:p>
         </w:tc>
         <w:tc>
           <w:tcPr>
-            <w:tcW w:type="dxa" w:w="455"/>
+            <w:tcW w:type="dxa" w:w="432"/>
           </w:tcPr>
           <w:p>
             <w:r>
-              <w:t>0.3269</w:t>
+              <w:t>0.7445</w:t>
             </w:r>
           </w:p>
         </w:tc>
         <w:tc>
           <w:tcPr>
-            <w:tcW w:type="dxa" w:w="455"/>
+            <w:tcW w:type="dxa" w:w="432"/>
           </w:tcPr>
           <w:p>
             <w:r>
-              <w:t>0.1036</w:t>
+              <w:t>0.3243</w:t>
             </w:r>
           </w:p>
         </w:tc>
         <w:tc>
           <w:tcPr>
-            <w:tcW w:type="dxa" w:w="455"/>
+            <w:tcW w:type="dxa" w:w="432"/>
           </w:tcPr>
           <w:p>
             <w:r>
-              <w:t>0.8271</w:t>
+              <w:t>0.1022</w:t>
+            </w:r>
+          </w:p>
+        </w:tc>
+        <w:tc>
+          <w:tcPr>
+            <w:tcW w:type="dxa" w:w="432"/>
+          </w:tcPr>
+          <w:p>
+            <w:r>
+              <w:t>0.8238</w:t>
             </w:r>
           </w:p>
         </w:tc>
@@ -870,7 +983,7 @@
       <w:tr>
         <w:tc>
           <w:tcPr>
-            <w:tcW w:type="dxa" w:w="455"/>
+            <w:tcW w:type="dxa" w:w="432"/>
           </w:tcPr>
           <w:p>
             <w:r>
@@ -880,7 +993,17 @@
         </w:tc>
         <w:tc>
           <w:tcPr>
-            <w:tcW w:type="dxa" w:w="455"/>
+            <w:tcW w:type="dxa" w:w="432"/>
+          </w:tcPr>
+          <w:p>
+            <w:r>
+              <w:t>0.8401</w:t>
+            </w:r>
+          </w:p>
+        </w:tc>
+        <w:tc>
+          <w:tcPr>
+            <w:tcW w:type="dxa" w:w="432"/>
           </w:tcPr>
           <w:p>
             <w:r>
@@ -890,7 +1013,7 @@
         </w:tc>
         <w:tc>
           <w:tcPr>
-            <w:tcW w:type="dxa" w:w="455"/>
+            <w:tcW w:type="dxa" w:w="432"/>
           </w:tcPr>
           <w:p>
             <w:r>
@@ -900,7 +1023,7 @@
         </w:tc>
         <w:tc>
           <w:tcPr>
-            <w:tcW w:type="dxa" w:w="455"/>
+            <w:tcW w:type="dxa" w:w="432"/>
           </w:tcPr>
           <w:p>
             <w:r>
@@ -910,7 +1033,7 @@
         </w:tc>
         <w:tc>
           <w:tcPr>
-            <w:tcW w:type="dxa" w:w="455"/>
+            <w:tcW w:type="dxa" w:w="432"/>
           </w:tcPr>
           <w:p>
             <w:r>
@@ -920,7 +1043,7 @@
         </w:tc>
         <w:tc>
           <w:tcPr>
-            <w:tcW w:type="dxa" w:w="455"/>
+            <w:tcW w:type="dxa" w:w="432"/>
           </w:tcPr>
           <w:p>
             <w:r>
@@ -930,7 +1053,7 @@
         </w:tc>
         <w:tc>
           <w:tcPr>
-            <w:tcW w:type="dxa" w:w="455"/>
+            <w:tcW w:type="dxa" w:w="432"/>
           </w:tcPr>
           <w:p>
             <w:r>
@@ -940,7 +1063,7 @@
         </w:tc>
         <w:tc>
           <w:tcPr>
-            <w:tcW w:type="dxa" w:w="455"/>
+            <w:tcW w:type="dxa" w:w="432"/>
           </w:tcPr>
           <w:p>
             <w:r>
@@ -950,7 +1073,7 @@
         </w:tc>
         <w:tc>
           <w:tcPr>
-            <w:tcW w:type="dxa" w:w="455"/>
+            <w:tcW w:type="dxa" w:w="432"/>
           </w:tcPr>
           <w:p>
             <w:r>
@@ -960,7 +1083,7 @@
         </w:tc>
         <w:tc>
           <w:tcPr>
-            <w:tcW w:type="dxa" w:w="455"/>
+            <w:tcW w:type="dxa" w:w="432"/>
           </w:tcPr>
           <w:p>
             <w:r>
@@ -970,7 +1093,7 @@
         </w:tc>
         <w:tc>
           <w:tcPr>
-            <w:tcW w:type="dxa" w:w="455"/>
+            <w:tcW w:type="dxa" w:w="432"/>
           </w:tcPr>
           <w:p>
             <w:r>
@@ -980,7 +1103,7 @@
         </w:tc>
         <w:tc>
           <w:tcPr>
-            <w:tcW w:type="dxa" w:w="455"/>
+            <w:tcW w:type="dxa" w:w="432"/>
           </w:tcPr>
           <w:p>
             <w:r>
@@ -990,7 +1113,7 @@
         </w:tc>
         <w:tc>
           <w:tcPr>
-            <w:tcW w:type="dxa" w:w="455"/>
+            <w:tcW w:type="dxa" w:w="432"/>
           </w:tcPr>
           <w:p>
             <w:r>
@@ -1000,7 +1123,7 @@
         </w:tc>
         <w:tc>
           <w:tcPr>
-            <w:tcW w:type="dxa" w:w="455"/>
+            <w:tcW w:type="dxa" w:w="432"/>
           </w:tcPr>
           <w:p>
             <w:r>
@@ -1010,7 +1133,7 @@
         </w:tc>
         <w:tc>
           <w:tcPr>
-            <w:tcW w:type="dxa" w:w="455"/>
+            <w:tcW w:type="dxa" w:w="432"/>
           </w:tcPr>
           <w:p>
             <w:r>
@@ -1020,7 +1143,7 @@
         </w:tc>
         <w:tc>
           <w:tcPr>
-            <w:tcW w:type="dxa" w:w="455"/>
+            <w:tcW w:type="dxa" w:w="432"/>
           </w:tcPr>
           <w:p>
             <w:r>
@@ -1030,7 +1153,7 @@
         </w:tc>
         <w:tc>
           <w:tcPr>
-            <w:tcW w:type="dxa" w:w="455"/>
+            <w:tcW w:type="dxa" w:w="432"/>
           </w:tcPr>
           <w:p>
             <w:r>
@@ -1040,7 +1163,7 @@
         </w:tc>
         <w:tc>
           <w:tcPr>
-            <w:tcW w:type="dxa" w:w="455"/>
+            <w:tcW w:type="dxa" w:w="432"/>
           </w:tcPr>
           <w:p>
             <w:r>
@@ -1050,7 +1173,7 @@
         </w:tc>
         <w:tc>
           <w:tcPr>
-            <w:tcW w:type="dxa" w:w="455"/>
+            <w:tcW w:type="dxa" w:w="432"/>
           </w:tcPr>
           <w:p>
             <w:r>
@@ -1062,191 +1185,201 @@
       <w:tr>
         <w:tc>
           <w:tcPr>
-            <w:tcW w:type="dxa" w:w="455"/>
+            <w:tcW w:type="dxa" w:w="432"/>
           </w:tcPr>
           <w:p>
             <w:r>
-              <w:t>XGBoost</w:t>
+              <w:t>HistGradientBoosting</w:t>
             </w:r>
           </w:p>
         </w:tc>
         <w:tc>
           <w:tcPr>
-            <w:tcW w:type="dxa" w:w="455"/>
+            <w:tcW w:type="dxa" w:w="432"/>
           </w:tcPr>
           <w:p>
             <w:r>
-              <w:t>244</w:t>
+              <w:t>0.839</w:t>
             </w:r>
           </w:p>
         </w:tc>
         <w:tc>
           <w:tcPr>
-            <w:tcW w:type="dxa" w:w="455"/>
+            <w:tcW w:type="dxa" w:w="432"/>
           </w:tcPr>
           <w:p>
             <w:r>
-              <w:t>1295</w:t>
+              <w:t>242</w:t>
             </w:r>
           </w:p>
         </w:tc>
         <w:tc>
           <w:tcPr>
-            <w:tcW w:type="dxa" w:w="455"/>
+            <w:tcW w:type="dxa" w:w="432"/>
           </w:tcPr>
           <w:p>
             <w:r>
-              <w:t>88</w:t>
+              <w:t>1291</w:t>
             </w:r>
           </w:p>
         </w:tc>
         <w:tc>
           <w:tcPr>
-            <w:tcW w:type="dxa" w:w="455"/>
+            <w:tcW w:type="dxa" w:w="432"/>
           </w:tcPr>
           <w:p>
             <w:r>
-              <w:t>173</w:t>
+              <w:t>92</w:t>
             </w:r>
           </w:p>
         </w:tc>
         <w:tc>
           <w:tcPr>
-            <w:tcW w:type="dxa" w:w="455"/>
+            <w:tcW w:type="dxa" w:w="432"/>
           </w:tcPr>
           <w:p>
             <w:r>
-              <w:t>0.5851</w:t>
+              <w:t>175</w:t>
             </w:r>
           </w:p>
         </w:tc>
         <w:tc>
           <w:tcPr>
-            <w:tcW w:type="dxa" w:w="455"/>
+            <w:tcW w:type="dxa" w:w="432"/>
           </w:tcPr>
           <w:p>
             <w:r>
-              <w:t>0.9364</w:t>
+              <w:t>0.5803</w:t>
             </w:r>
           </w:p>
         </w:tc>
         <w:tc>
           <w:tcPr>
-            <w:tcW w:type="dxa" w:w="455"/>
+            <w:tcW w:type="dxa" w:w="432"/>
           </w:tcPr>
           <w:p>
             <w:r>
-              <w:t>0.7349</w:t>
+              <w:t>0.9335</w:t>
             </w:r>
           </w:p>
         </w:tc>
         <w:tc>
           <w:tcPr>
-            <w:tcW w:type="dxa" w:w="455"/>
+            <w:tcW w:type="dxa" w:w="432"/>
           </w:tcPr>
           <w:p>
             <w:r>
-              <w:t>0.8822</w:t>
+              <w:t>0.7246</w:t>
             </w:r>
           </w:p>
         </w:tc>
         <w:tc>
           <w:tcPr>
-            <w:tcW w:type="dxa" w:w="455"/>
+            <w:tcW w:type="dxa" w:w="432"/>
           </w:tcPr>
           <w:p>
             <w:r>
-              <w:t>0.855</w:t>
+              <w:t>0.8806</w:t>
             </w:r>
           </w:p>
         </w:tc>
         <w:tc>
           <w:tcPr>
-            <w:tcW w:type="dxa" w:w="455"/>
+            <w:tcW w:type="dxa" w:w="432"/>
           </w:tcPr>
           <w:p>
             <w:r>
-              <w:t>0.7608</w:t>
+              <w:t>0.8517</w:t>
             </w:r>
           </w:p>
         </w:tc>
         <w:tc>
           <w:tcPr>
-            <w:tcW w:type="dxa" w:w="455"/>
+            <w:tcW w:type="dxa" w:w="432"/>
           </w:tcPr>
           <w:p>
             <w:r>
-              <w:t>0.6515</w:t>
+              <w:t>0.7569</w:t>
             </w:r>
           </w:p>
         </w:tc>
         <w:tc>
           <w:tcPr>
-            <w:tcW w:type="dxa" w:w="455"/>
+            <w:tcW w:type="dxa" w:w="432"/>
           </w:tcPr>
           <w:p>
             <w:r>
-              <w:t>0.5673</w:t>
+              <w:t>0.6445</w:t>
             </w:r>
           </w:p>
         </w:tc>
         <w:tc>
           <w:tcPr>
-            <w:tcW w:type="dxa" w:w="455"/>
+            <w:tcW w:type="dxa" w:w="432"/>
           </w:tcPr>
           <w:p>
             <w:r>
-              <w:t>0.5615</w:t>
+              <w:t>0.5576</w:t>
             </w:r>
           </w:p>
         </w:tc>
         <w:tc>
           <w:tcPr>
-            <w:tcW w:type="dxa" w:w="455"/>
+            <w:tcW w:type="dxa" w:w="432"/>
           </w:tcPr>
           <w:p>
             <w:r>
-              <w:t>0.9031</w:t>
+              <w:t>0.5522</w:t>
             </w:r>
           </w:p>
         </w:tc>
         <w:tc>
           <w:tcPr>
-            <w:tcW w:type="dxa" w:w="455"/>
+            <w:tcW w:type="dxa" w:w="432"/>
           </w:tcPr>
           <w:p>
             <w:r>
-              <w:t>0.7445</w:t>
+              <w:t>0.9007</w:t>
             </w:r>
           </w:p>
         </w:tc>
         <w:tc>
           <w:tcPr>
-            <w:tcW w:type="dxa" w:w="455"/>
+            <w:tcW w:type="dxa" w:w="432"/>
           </w:tcPr>
           <w:p>
             <w:r>
-              <w:t>0.3243</w:t>
+              <w:t>0.7535</w:t>
             </w:r>
           </w:p>
         </w:tc>
         <w:tc>
           <w:tcPr>
-            <w:tcW w:type="dxa" w:w="455"/>
+            <w:tcW w:type="dxa" w:w="432"/>
           </w:tcPr>
           <w:p>
             <w:r>
-              <w:t>0.1022</w:t>
+              <w:t>0.3269</w:t>
             </w:r>
           </w:p>
         </w:tc>
         <w:tc>
           <w:tcPr>
-            <w:tcW w:type="dxa" w:w="455"/>
+            <w:tcW w:type="dxa" w:w="432"/>
           </w:tcPr>
           <w:p>
             <w:r>
-              <w:t>0.8238</w:t>
+              <w:t>0.1036</w:t>
+            </w:r>
+          </w:p>
+        </w:tc>
+        <w:tc>
+          <w:tcPr>
+            <w:tcW w:type="dxa" w:w="432"/>
+          </w:tcPr>
+          <w:p>
+            <w:r>
+              <w:t>0.8271</w:t>
             </w:r>
           </w:p>
         </w:tc>
@@ -1301,12 +1434,12 @@
         <w:pStyle w:val="Heading1"/>
       </w:pPr>
       <w:r>
-        <w:t>Selected final model — HistGradientBoosting (combined=0.8271)</w:t>
+        <w:t>Selected final model — XGBoost (CV combined=0.8433; held-out auROC=0.9031)</w:t>
       </w:r>
     </w:p>
     <w:p>
       <w:r>
-        <w:t>Among 3 candidate models, HistGradientBoosting achieved the highest combined score, with an area under the receiver operating characteristic curve of 0.9007 and area under the precision-recall curve of 0.7535.</w:t>
+        <w:t>Among 3 candidate models, XGBoost achieved the highest cross-validated combined score (0.8433) within the training partition and was selected on that basis. Refitted on the complete training partition and evaluated once on the untouched held-out partition, it reached an area under the receiver operating characteristic curve of 0.9031 and an area under the precision-recall curve of 0.7445.</w:t>
       </w:r>
     </w:p>
     <w:p>
@@ -1465,7 +1598,7 @@
           </w:tcPr>
           <w:p>
             <w:r>
-              <w:t>382.0</w:t>
+              <w:t>389.0</w:t>
             </w:r>
           </w:p>
         </w:tc>
@@ -1475,7 +1608,7 @@
           </w:tcPr>
           <w:p>
             <w:r>
-              <w:t>965.0</w:t>
+              <w:t>937.0</w:t>
             </w:r>
           </w:p>
         </w:tc>
@@ -1485,7 +1618,7 @@
           </w:tcPr>
           <w:p>
             <w:r>
-              <w:t>418.0</w:t>
+              <w:t>446.0</w:t>
             </w:r>
           </w:p>
         </w:tc>
@@ -1495,7 +1628,7 @@
           </w:tcPr>
           <w:p>
             <w:r>
-              <w:t>35.0</w:t>
+              <w:t>28.0</w:t>
             </w:r>
           </w:p>
         </w:tc>
@@ -1505,7 +1638,7 @@
           </w:tcPr>
           <w:p>
             <w:r>
-              <w:t>0.916</w:t>
+              <w:t>0.933</w:t>
             </w:r>
           </w:p>
         </w:tc>
@@ -1515,7 +1648,7 @@
           </w:tcPr>
           <w:p>
             <w:r>
-              <w:t>0.698</w:t>
+              <w:t>0.678</w:t>
             </w:r>
           </w:p>
         </w:tc>
@@ -1525,7 +1658,7 @@
           </w:tcPr>
           <w:p>
             <w:r>
-              <w:t>0.478</w:t>
+              <w:t>0.466</w:t>
             </w:r>
           </w:p>
         </w:tc>
@@ -1535,7 +1668,7 @@
           </w:tcPr>
           <w:p>
             <w:r>
-              <w:t>0.965</w:t>
+              <w:t>0.971</w:t>
             </w:r>
           </w:p>
         </w:tc>
@@ -1545,7 +1678,7 @@
           </w:tcPr>
           <w:p>
             <w:r>
-              <w:t>0.628</w:t>
+              <w:t>0.621</w:t>
             </w:r>
           </w:p>
         </w:tc>
@@ -1555,7 +1688,7 @@
           </w:tcPr>
           <w:p>
             <w:r>
-              <w:t>0.748</w:t>
+              <w:t>0.737</w:t>
             </w:r>
           </w:p>
         </w:tc>
@@ -1577,7 +1710,7 @@
           </w:tcPr>
           <w:p>
             <w:r>
-              <w:t>341.0</w:t>
+              <w:t>360.0</w:t>
             </w:r>
           </w:p>
         </w:tc>
@@ -1587,7 +1720,7 @@
           </w:tcPr>
           <w:p>
             <w:r>
-              <w:t>1134.0</w:t>
+              <w:t>1113.0</w:t>
             </w:r>
           </w:p>
         </w:tc>
@@ -1597,7 +1730,7 @@
           </w:tcPr>
           <w:p>
             <w:r>
-              <w:t>249.0</w:t>
+              <w:t>270.0</w:t>
             </w:r>
           </w:p>
         </w:tc>
@@ -1607,7 +1740,57 @@
           </w:tcPr>
           <w:p>
             <w:r>
-              <w:t>76.0</w:t>
+              <w:t>57.0</w:t>
+            </w:r>
+          </w:p>
+        </w:tc>
+        <w:tc>
+          <w:tcPr>
+            <w:tcW w:type="dxa" w:w="785"/>
+          </w:tcPr>
+          <w:p>
+            <w:r>
+              <w:t>0.863</w:t>
+            </w:r>
+          </w:p>
+        </w:tc>
+        <w:tc>
+          <w:tcPr>
+            <w:tcW w:type="dxa" w:w="785"/>
+          </w:tcPr>
+          <w:p>
+            <w:r>
+              <w:t>0.805</w:t>
+            </w:r>
+          </w:p>
+        </w:tc>
+        <w:tc>
+          <w:tcPr>
+            <w:tcW w:type="dxa" w:w="785"/>
+          </w:tcPr>
+          <w:p>
+            <w:r>
+              <w:t>0.571</w:t>
+            </w:r>
+          </w:p>
+        </w:tc>
+        <w:tc>
+          <w:tcPr>
+            <w:tcW w:type="dxa" w:w="785"/>
+          </w:tcPr>
+          <w:p>
+            <w:r>
+              <w:t>0.951</w:t>
+            </w:r>
+          </w:p>
+        </w:tc>
+        <w:tc>
+          <w:tcPr>
+            <w:tcW w:type="dxa" w:w="785"/>
+          </w:tcPr>
+          <w:p>
+            <w:r>
+              <w:t>0.688</w:t>
             </w:r>
           </w:p>
         </w:tc>
@@ -1618,56 +1801,6 @@
           <w:p>
             <w:r>
               <w:t>0.818</w:t>
-            </w:r>
-          </w:p>
-        </w:tc>
-        <w:tc>
-          <w:tcPr>
-            <w:tcW w:type="dxa" w:w="785"/>
-          </w:tcPr>
-          <w:p>
-            <w:r>
-              <w:t>0.82</w:t>
-            </w:r>
-          </w:p>
-        </w:tc>
-        <w:tc>
-          <w:tcPr>
-            <w:tcW w:type="dxa" w:w="785"/>
-          </w:tcPr>
-          <w:p>
-            <w:r>
-              <w:t>0.578</w:t>
-            </w:r>
-          </w:p>
-        </w:tc>
-        <w:tc>
-          <w:tcPr>
-            <w:tcW w:type="dxa" w:w="785"/>
-          </w:tcPr>
-          <w:p>
-            <w:r>
-              <w:t>0.937</w:t>
-            </w:r>
-          </w:p>
-        </w:tc>
-        <w:tc>
-          <w:tcPr>
-            <w:tcW w:type="dxa" w:w="785"/>
-          </w:tcPr>
-          <w:p>
-            <w:r>
-              <w:t>0.677</w:t>
-            </w:r>
-          </w:p>
-        </w:tc>
-        <w:tc>
-          <w:tcPr>
-            <w:tcW w:type="dxa" w:w="785"/>
-          </w:tcPr>
-          <w:p>
-            <w:r>
-              <w:t>0.819</w:t>
             </w:r>
           </w:p>
         </w:tc>
@@ -1689,7 +1822,7 @@
           </w:tcPr>
           <w:p>
             <w:r>
-              <w:t>305.0</w:t>
+              <w:t>315.0</w:t>
             </w:r>
           </w:p>
         </w:tc>
@@ -1699,7 +1832,7 @@
           </w:tcPr>
           <w:p>
             <w:r>
-              <w:t>1217.0</w:t>
+              <w:t>1207.0</w:t>
             </w:r>
           </w:p>
         </w:tc>
@@ -1709,7 +1842,7 @@
           </w:tcPr>
           <w:p>
             <w:r>
-              <w:t>166.0</w:t>
+              <w:t>176.0</w:t>
             </w:r>
           </w:p>
         </w:tc>
@@ -1719,7 +1852,7 @@
           </w:tcPr>
           <w:p>
             <w:r>
-              <w:t>112.0</w:t>
+              <w:t>102.0</w:t>
             </w:r>
           </w:p>
         </w:tc>
@@ -1729,7 +1862,7 @@
           </w:tcPr>
           <w:p>
             <w:r>
-              <w:t>0.731</w:t>
+              <w:t>0.755</w:t>
             </w:r>
           </w:p>
         </w:tc>
@@ -1739,7 +1872,7 @@
           </w:tcPr>
           <w:p>
             <w:r>
-              <w:t>0.88</w:t>
+              <w:t>0.873</w:t>
             </w:r>
           </w:p>
         </w:tc>
@@ -1749,7 +1882,7 @@
           </w:tcPr>
           <w:p>
             <w:r>
-              <w:t>0.648</w:t>
+              <w:t>0.642</w:t>
             </w:r>
           </w:p>
         </w:tc>
@@ -1759,7 +1892,7 @@
           </w:tcPr>
           <w:p>
             <w:r>
-              <w:t>0.916</w:t>
+              <w:t>0.922</w:t>
             </w:r>
           </w:p>
         </w:tc>
@@ -1769,7 +1902,7 @@
           </w:tcPr>
           <w:p>
             <w:r>
-              <w:t>0.687</w:t>
+              <w:t>0.694</w:t>
             </w:r>
           </w:p>
         </w:tc>
@@ -1801,7 +1934,7 @@
           </w:tcPr>
           <w:p>
             <w:r>
-              <w:t>269.0</w:t>
+              <w:t>276.0</w:t>
             </w:r>
           </w:p>
         </w:tc>
@@ -1811,7 +1944,7 @@
           </w:tcPr>
           <w:p>
             <w:r>
-              <w:t>1253.0</w:t>
+              <w:t>1259.0</w:t>
             </w:r>
           </w:p>
         </w:tc>
@@ -1821,7 +1954,7 @@
           </w:tcPr>
           <w:p>
             <w:r>
-              <w:t>130.0</w:t>
+              <w:t>124.0</w:t>
             </w:r>
           </w:p>
         </w:tc>
@@ -1831,7 +1964,7 @@
           </w:tcPr>
           <w:p>
             <w:r>
-              <w:t>148.0</w:t>
+              <w:t>141.0</w:t>
             </w:r>
           </w:p>
         </w:tc>
@@ -1841,7 +1974,7 @@
           </w:tcPr>
           <w:p>
             <w:r>
-              <w:t>0.645</w:t>
+              <w:t>0.662</w:t>
             </w:r>
           </w:p>
         </w:tc>
@@ -1851,7 +1984,7 @@
           </w:tcPr>
           <w:p>
             <w:r>
-              <w:t>0.906</w:t>
+              <w:t>0.91</w:t>
             </w:r>
           </w:p>
         </w:tc>
@@ -1861,7 +1994,7 @@
           </w:tcPr>
           <w:p>
             <w:r>
-              <w:t>0.674</w:t>
+              <w:t>0.69</w:t>
             </w:r>
           </w:p>
         </w:tc>
@@ -1871,7 +2004,7 @@
           </w:tcPr>
           <w:p>
             <w:r>
-              <w:t>0.894</w:t>
+              <w:t>0.899</w:t>
             </w:r>
           </w:p>
         </w:tc>
@@ -1881,7 +2014,7 @@
           </w:tcPr>
           <w:p>
             <w:r>
-              <w:t>0.659</w:t>
+              <w:t>0.676</w:t>
             </w:r>
           </w:p>
         </w:tc>
@@ -1891,7 +2024,7 @@
           </w:tcPr>
           <w:p>
             <w:r>
-              <w:t>0.846</w:t>
+              <w:t>0.853</w:t>
             </w:r>
           </w:p>
         </w:tc>
@@ -1913,7 +2046,7 @@
           </w:tcPr>
           <w:p>
             <w:r>
-              <w:t>242.0</w:t>
+              <w:t>244.0</w:t>
             </w:r>
           </w:p>
         </w:tc>
@@ -1923,7 +2056,7 @@
           </w:tcPr>
           <w:p>
             <w:r>
-              <w:t>1291.0</w:t>
+              <w:t>1295.0</w:t>
             </w:r>
           </w:p>
         </w:tc>
@@ -1933,7 +2066,7 @@
           </w:tcPr>
           <w:p>
             <w:r>
-              <w:t>92.0</w:t>
+              <w:t>88.0</w:t>
             </w:r>
           </w:p>
         </w:tc>
@@ -1943,7 +2076,7 @@
           </w:tcPr>
           <w:p>
             <w:r>
-              <w:t>175.0</w:t>
+              <w:t>173.0</w:t>
             </w:r>
           </w:p>
         </w:tc>
@@ -1953,7 +2086,7 @@
           </w:tcPr>
           <w:p>
             <w:r>
-              <w:t>0.58</w:t>
+              <w:t>0.585</w:t>
             </w:r>
           </w:p>
         </w:tc>
@@ -1963,7 +2096,7 @@
           </w:tcPr>
           <w:p>
             <w:r>
-              <w:t>0.933</w:t>
+              <w:t>0.936</w:t>
             </w:r>
           </w:p>
         </w:tc>
@@ -1973,7 +2106,7 @@
           </w:tcPr>
           <w:p>
             <w:r>
-              <w:t>0.725</w:t>
+              <w:t>0.735</w:t>
             </w:r>
           </w:p>
         </w:tc>
@@ -1983,7 +2116,7 @@
           </w:tcPr>
           <w:p>
             <w:r>
-              <w:t>0.881</w:t>
+              <w:t>0.882</w:t>
             </w:r>
           </w:p>
         </w:tc>
@@ -1993,7 +2126,7 @@
           </w:tcPr>
           <w:p>
             <w:r>
-              <w:t>0.644</w:t>
+              <w:t>0.652</w:t>
             </w:r>
           </w:p>
         </w:tc>
@@ -2003,7 +2136,7 @@
           </w:tcPr>
           <w:p>
             <w:r>
-              <w:t>0.852</w:t>
+              <w:t>0.855</w:t>
             </w:r>
           </w:p>
         </w:tc>
@@ -2025,7 +2158,7 @@
           </w:tcPr>
           <w:p>
             <w:r>
-              <w:t>208.0</w:t>
+              <w:t>210.0</w:t>
             </w:r>
           </w:p>
         </w:tc>
@@ -2035,7 +2168,7 @@
           </w:tcPr>
           <w:p>
             <w:r>
-              <w:t>1320.0</w:t>
+              <w:t>1319.0</w:t>
             </w:r>
           </w:p>
         </w:tc>
@@ -2045,7 +2178,7 @@
           </w:tcPr>
           <w:p>
             <w:r>
-              <w:t>63.0</w:t>
+              <w:t>64.0</w:t>
             </w:r>
           </w:p>
         </w:tc>
@@ -2055,7 +2188,7 @@
           </w:tcPr>
           <w:p>
             <w:r>
-              <w:t>209.0</w:t>
+              <w:t>207.0</w:t>
             </w:r>
           </w:p>
         </w:tc>
@@ -2065,7 +2198,7 @@
           </w:tcPr>
           <w:p>
             <w:r>
-              <w:t>0.499</w:t>
+              <w:t>0.504</w:t>
             </w:r>
           </w:p>
         </w:tc>
@@ -2085,7 +2218,7 @@
           </w:tcPr>
           <w:p>
             <w:r>
-              <w:t>0.768</w:t>
+              <w:t>0.766</w:t>
             </w:r>
           </w:p>
         </w:tc>
@@ -2095,7 +2228,7 @@
           </w:tcPr>
           <w:p>
             <w:r>
-              <w:t>0.863</w:t>
+              <w:t>0.864</w:t>
             </w:r>
           </w:p>
         </w:tc>
@@ -2105,7 +2238,7 @@
           </w:tcPr>
           <w:p>
             <w:r>
-              <w:t>0.605</w:t>
+              <w:t>0.608</w:t>
             </w:r>
           </w:p>
         </w:tc>
@@ -2147,7 +2280,7 @@
           </w:tcPr>
           <w:p>
             <w:r>
-              <w:t>1342.0</w:t>
+              <w:t>1339.0</w:t>
             </w:r>
           </w:p>
         </w:tc>
@@ -2157,7 +2290,7 @@
           </w:tcPr>
           <w:p>
             <w:r>
-              <w:t>41.0</w:t>
+              <w:t>44.0</w:t>
             </w:r>
           </w:p>
         </w:tc>
@@ -2187,7 +2320,7 @@
           </w:tcPr>
           <w:p>
             <w:r>
-              <w:t>0.97</w:t>
+              <w:t>0.968</w:t>
             </w:r>
           </w:p>
         </w:tc>
@@ -2197,7 +2330,7 @@
           </w:tcPr>
           <w:p>
             <w:r>
-              <w:t>0.812</w:t>
+              <w:t>0.801</w:t>
             </w:r>
           </w:p>
         </w:tc>
@@ -2217,7 +2350,7 @@
           </w:tcPr>
           <w:p>
             <w:r>
-              <w:t>0.557</w:t>
+              <w:t>0.555</w:t>
             </w:r>
           </w:p>
         </w:tc>
@@ -2227,7 +2360,7 @@
           </w:tcPr>
           <w:p>
             <w:r>
-              <w:t>0.844</w:t>
+              <w:t>0.842</w:t>
             </w:r>
           </w:p>
         </w:tc>
@@ -2249,7 +2382,7 @@
           </w:tcPr>
           <w:p>
             <w:r>
-              <w:t>135.0</w:t>
+              <w:t>136.0</w:t>
             </w:r>
           </w:p>
         </w:tc>
@@ -2259,7 +2392,7 @@
           </w:tcPr>
           <w:p>
             <w:r>
-              <w:t>1360.0</w:t>
+              <w:t>1358.0</w:t>
             </w:r>
           </w:p>
         </w:tc>
@@ -2269,7 +2402,7 @@
           </w:tcPr>
           <w:p>
             <w:r>
-              <w:t>23.0</w:t>
+              <w:t>25.0</w:t>
             </w:r>
           </w:p>
         </w:tc>
@@ -2279,7 +2412,7 @@
           </w:tcPr>
           <w:p>
             <w:r>
-              <w:t>282.0</w:t>
+              <w:t>281.0</w:t>
             </w:r>
           </w:p>
         </w:tc>
@@ -2289,7 +2422,7 @@
           </w:tcPr>
           <w:p>
             <w:r>
-              <w:t>0.324</w:t>
+              <w:t>0.326</w:t>
             </w:r>
           </w:p>
         </w:tc>
@@ -2299,7 +2432,7 @@
           </w:tcPr>
           <w:p>
             <w:r>
-              <w:t>0.983</w:t>
+              <w:t>0.982</w:t>
             </w:r>
           </w:p>
         </w:tc>
@@ -2309,7 +2442,7 @@
           </w:tcPr>
           <w:p>
             <w:r>
-              <w:t>0.854</w:t>
+              <w:t>0.845</w:t>
             </w:r>
           </w:p>
         </w:tc>
@@ -2319,7 +2452,7 @@
           </w:tcPr>
           <w:p>
             <w:r>
-              <w:t>0.828</w:t>
+              <w:t>0.829</w:t>
             </w:r>
           </w:p>
         </w:tc>
@@ -2329,7 +2462,7 @@
           </w:tcPr>
           <w:p>
             <w:r>
-              <w:t>0.47</w:t>
+              <w:t>0.471</w:t>
             </w:r>
           </w:p>
         </w:tc>
@@ -2339,7 +2472,7 @@
           </w:tcPr>
           <w:p>
             <w:r>
-              <w:t>0.831</w:t>
+              <w:t>0.83</w:t>
             </w:r>
           </w:p>
         </w:tc>
@@ -2361,7 +2494,7 @@
           </w:tcPr>
           <w:p>
             <w:r>
-              <w:t>78.0</w:t>
+              <w:t>71.0</w:t>
             </w:r>
           </w:p>
         </w:tc>
@@ -2371,7 +2504,7 @@
           </w:tcPr>
           <w:p>
             <w:r>
-              <w:t>1380.0</w:t>
+              <w:t>1375.0</w:t>
             </w:r>
           </w:p>
         </w:tc>
@@ -2381,7 +2514,7 @@
           </w:tcPr>
           <w:p>
             <w:r>
-              <w:t>3.0</w:t>
+              <w:t>8.0</w:t>
             </w:r>
           </w:p>
         </w:tc>
@@ -2391,7 +2524,7 @@
           </w:tcPr>
           <w:p>
             <w:r>
-              <w:t>339.0</w:t>
+              <w:t>346.0</w:t>
             </w:r>
           </w:p>
         </w:tc>
@@ -2401,7 +2534,7 @@
           </w:tcPr>
           <w:p>
             <w:r>
-              <w:t>0.187</w:t>
+              <w:t>0.17</w:t>
             </w:r>
           </w:p>
         </w:tc>
@@ -2411,7 +2544,7 @@
           </w:tcPr>
           <w:p>
             <w:r>
-              <w:t>0.998</w:t>
+              <w:t>0.994</w:t>
             </w:r>
           </w:p>
         </w:tc>
@@ -2421,7 +2554,27 @@
           </w:tcPr>
           <w:p>
             <w:r>
-              <w:t>0.963</w:t>
+              <w:t>0.899</w:t>
+            </w:r>
+          </w:p>
+        </w:tc>
+        <w:tc>
+          <w:tcPr>
+            <w:tcW w:type="dxa" w:w="785"/>
+          </w:tcPr>
+          <w:p>
+            <w:r>
+              <w:t>0.799</w:t>
+            </w:r>
+          </w:p>
+        </w:tc>
+        <w:tc>
+          <w:tcPr>
+            <w:tcW w:type="dxa" w:w="785"/>
+          </w:tcPr>
+          <w:p>
+            <w:r>
+              <w:t>0.286</w:t>
             </w:r>
           </w:p>
         </w:tc>
@@ -2432,26 +2585,6 @@
           <w:p>
             <w:r>
               <w:t>0.803</w:t>
-            </w:r>
-          </w:p>
-        </w:tc>
-        <w:tc>
-          <w:tcPr>
-            <w:tcW w:type="dxa" w:w="785"/>
-          </w:tcPr>
-          <w:p>
-            <w:r>
-              <w:t>0.313</w:t>
-            </w:r>
-          </w:p>
-        </w:tc>
-        <w:tc>
-          <w:tcPr>
-            <w:tcW w:type="dxa" w:w="785"/>
-          </w:tcPr>
-          <w:p>
-            <w:r>
-              <w:t>0.81</w:t>
             </w:r>
           </w:p>
         </w:tc>
